--- a/Лабораторная_работа_Кайгородцев.docx
+++ b/Лабораторная_работа_Кайгородцев.docx
@@ -136,7 +136,7 @@
       <w:tblPr>
         <w:tblW w:w="9216" w:type="dxa"/>
         <w:jc w:val="left"/>
-        <w:tblInd w:w="108" w:type="dxa"/>
+        <w:tblInd w:w="216" w:type="dxa"/>
         <w:tblBorders>
           <w:top w:val="single" w:color="ffffff" w:sz="8" w:space="0" w:shadow="0" w:frame="0"/>
           <w:left w:val="single" w:color="ffffff" w:sz="8" w:space="0" w:shadow="0" w:frame="0"/>
@@ -157,7 +157,7 @@
           <w:shd w:val="clear" w:color="auto" w:fill="5b9bd5"/>
         </w:tblPrEx>
         <w:trPr>
-          <w:trHeight w:val="270" w:hRule="atLeast"/>
+          <w:trHeight w:val="280" w:hRule="atLeast"/>
           <w:tblHeader/>
         </w:trPr>
         <w:tc>
@@ -258,7 +258,7 @@
           <w:shd w:val="clear" w:color="auto" w:fill="d0ddef"/>
         </w:tblPrEx>
         <w:trPr>
-          <w:trHeight w:val="270" w:hRule="atLeast"/>
+          <w:trHeight w:val="280" w:hRule="atLeast"/>
         </w:trPr>
         <w:tc>
           <w:tcPr>
@@ -340,7 +340,7 @@
           <w:shd w:val="clear" w:color="auto" w:fill="d0ddef"/>
         </w:tblPrEx>
         <w:trPr>
-          <w:trHeight w:val="270" w:hRule="atLeast"/>
+          <w:trHeight w:val="280" w:hRule="atLeast"/>
         </w:trPr>
         <w:tc>
           <w:tcPr>
@@ -422,7 +422,7 @@
           <w:shd w:val="clear" w:color="auto" w:fill="d0ddef"/>
         </w:tblPrEx>
         <w:trPr>
-          <w:trHeight w:val="270" w:hRule="atLeast"/>
+          <w:trHeight w:val="280" w:hRule="atLeast"/>
         </w:trPr>
         <w:tc>
           <w:tcPr>
@@ -504,7 +504,7 @@
           <w:shd w:val="clear" w:color="auto" w:fill="d0ddef"/>
         </w:tblPrEx>
         <w:trPr>
-          <w:trHeight w:val="270" w:hRule="atLeast"/>
+          <w:trHeight w:val="280" w:hRule="atLeast"/>
         </w:trPr>
         <w:tc>
           <w:tcPr>
@@ -652,7 +652,7 @@
           <w:shd w:val="clear" w:color="auto" w:fill="d0ddef"/>
         </w:tblPrEx>
         <w:trPr>
-          <w:trHeight w:val="270" w:hRule="atLeast"/>
+          <w:trHeight w:val="280" w:hRule="atLeast"/>
         </w:trPr>
         <w:tc>
           <w:tcPr>
@@ -736,6 +736,15 @@
         <w:keepNext w:val="1"/>
         <w:widowControl w:val="0"/>
         <w:spacing w:after="120" w:line="240" w:lineRule="auto"/>
+        <w:ind w:left="108" w:hanging="108"/>
+      </w:pPr>
+    </w:p>
+    <w:p>
+      <w:pPr>
+        <w:pStyle w:val="Normal.0"/>
+        <w:keepNext w:val="1"/>
+        <w:widowControl w:val="0"/>
+        <w:spacing w:after="120" w:line="240" w:lineRule="auto"/>
       </w:pPr>
     </w:p>
     <w:p>
@@ -1342,28 +1351,25 @@
         <w:jc w:val="center"/>
       </w:pPr>
       <w:r>
-        <w:rPr>
-          <w:rFonts w:ascii="Liberation Sans" w:cs="Liberation Sans" w:hAnsi="Liberation Sans" w:eastAsia="Liberation Sans"/>
-          <w:outline w:val="0"/>
-          <w:color w:val="000000"/>
-          <w:u w:color="000000"/>
-          <w14:textFill>
-            <w14:solidFill>
-              <w14:srgbClr w14:val="000000"/>
-            </w14:solidFill>
-          </w14:textFill>
-        </w:rPr>
         <w:drawing xmlns:a="http://schemas.openxmlformats.org/drawingml/2006/main">
-          <wp:inline distT="0" distB="0" distL="0" distR="0">
-            <wp:extent cx="5669280" cy="3380383"/>
+          <wp:anchor distT="152400" distB="152400" distL="152400" distR="152400" simplePos="0" relativeHeight="251659264" behindDoc="0" locked="0" layoutInCell="1" allowOverlap="1">
+            <wp:simplePos x="0" y="0"/>
+            <wp:positionH relativeFrom="margin">
+              <wp:posOffset>-6350</wp:posOffset>
+            </wp:positionH>
+            <wp:positionV relativeFrom="line">
+              <wp:posOffset>0</wp:posOffset>
+            </wp:positionV>
+            <wp:extent cx="6139180" cy="2020768"/>
             <wp:effectExtent l="0" t="0" r="0" b="0"/>
-            <wp:docPr id="1073741826" name="officeArt object" descr="Проверка SSH-доступа и прав sudo&#10;&#10;Проверка SSH-доступа и прав sudo"/>
+            <wp:wrapTopAndBottom distT="152400" distB="152400"/>
+            <wp:docPr id="1073741826" name="officeArt object" descr="telegram-cloud-photo-size-2-5379703424988946947-y.jpg"/>
             <wp:cNvGraphicFramePr/>
             <a:graphic xmlns:a="http://schemas.openxmlformats.org/drawingml/2006/main">
               <a:graphicData uri="http://schemas.openxmlformats.org/drawingml/2006/picture">
                 <pic:pic xmlns:pic="http://schemas.openxmlformats.org/drawingml/2006/picture">
                   <pic:nvPicPr>
-                    <pic:cNvPr id="1073741826" name="Проверка SSH-доступа и прав sudoПроверка SSH-доступа и прав sudo" descr="Проверка SSH-доступа и прав sudoПроверка SSH-доступа и прав sudo"/>
+                    <pic:cNvPr id="1073741826" name="telegram-cloud-photo-size-2-5379703424988946947-y.jpg" descr="telegram-cloud-photo-size-2-5379703424988946947-y.jpg"/>
                     <pic:cNvPicPr>
                       <a:picLocks noChangeAspect="1"/>
                     </pic:cNvPicPr>
@@ -1379,7 +1385,7 @@
                   <pic:spPr>
                     <a:xfrm>
                       <a:off x="0" y="0"/>
-                      <a:ext cx="5669280" cy="3380383"/>
+                      <a:ext cx="6139180" cy="2020768"/>
                     </a:xfrm>
                     <a:prstGeom prst="rect">
                       <a:avLst/>
@@ -1393,7 +1399,7 @@
                 </pic:pic>
               </a:graphicData>
             </a:graphic>
-          </wp:inline>
+          </wp:anchor>
         </w:drawing>
       </w:r>
     </w:p>
@@ -1615,16 +1621,8 @@
             </w14:solidFill>
           </w14:textFill>
         </w:rPr>
-        <w:t>10.0.2.2.</w:t>
-      </w:r>
-    </w:p>
-    <w:p>
-      <w:pPr>
-        <w:pStyle w:val="Normal.0"/>
-        <w:keepNext w:val="1"/>
-        <w:spacing w:after="60"/>
-        <w:jc w:val="center"/>
-      </w:pPr>
+        <w:t>10.0.2.2</w:t>
+      </w:r>
       <w:r>
         <w:rPr>
           <w:rFonts w:ascii="Liberation Sans" w:cs="Liberation Sans" w:hAnsi="Liberation Sans" w:eastAsia="Liberation Sans"/>
@@ -1638,16 +1636,24 @@
           </w14:textFill>
         </w:rPr>
         <w:drawing xmlns:a="http://schemas.openxmlformats.org/drawingml/2006/main">
-          <wp:inline distT="0" distB="0" distL="0" distR="0">
-            <wp:extent cx="5669280" cy="3375779"/>
+          <wp:anchor distT="152400" distB="152400" distL="152400" distR="152400" simplePos="0" relativeHeight="251660288" behindDoc="0" locked="0" layoutInCell="1" allowOverlap="1">
+            <wp:simplePos x="0" y="0"/>
+            <wp:positionH relativeFrom="margin">
+              <wp:posOffset>52070</wp:posOffset>
+            </wp:positionH>
+            <wp:positionV relativeFrom="line">
+              <wp:posOffset>282685</wp:posOffset>
+            </wp:positionV>
+            <wp:extent cx="6139180" cy="2500741"/>
             <wp:effectExtent l="0" t="0" r="0" b="0"/>
-            <wp:docPr id="1073741827" name="officeArt object" descr="Диагностика сети Ubuntu&#10;&#10;Диагностика сети Ubuntu"/>
+            <wp:wrapTopAndBottom distT="152400" distB="152400"/>
+            <wp:docPr id="1073741827" name="officeArt object" descr="вставленное-изображение.tiff"/>
             <wp:cNvGraphicFramePr/>
             <a:graphic xmlns:a="http://schemas.openxmlformats.org/drawingml/2006/main">
               <a:graphicData uri="http://schemas.openxmlformats.org/drawingml/2006/picture">
                 <pic:pic xmlns:pic="http://schemas.openxmlformats.org/drawingml/2006/picture">
                   <pic:nvPicPr>
-                    <pic:cNvPr id="1073741827" name="Диагностика сети UbuntuДиагностика сети Ubuntu" descr="Диагностика сети UbuntuДиагностика сети Ubuntu"/>
+                    <pic:cNvPr id="1073741827" name="вставленное-изображение.tiff" descr="вставленное-изображение.tiff"/>
                     <pic:cNvPicPr>
                       <a:picLocks noChangeAspect="1"/>
                     </pic:cNvPicPr>
@@ -1663,7 +1669,7 @@
                   <pic:spPr>
                     <a:xfrm>
                       <a:off x="0" y="0"/>
-                      <a:ext cx="5669280" cy="3375779"/>
+                      <a:ext cx="6139180" cy="2500741"/>
                     </a:xfrm>
                     <a:prstGeom prst="rect">
                       <a:avLst/>
@@ -1677,9 +1683,33 @@
                 </pic:pic>
               </a:graphicData>
             </a:graphic>
-          </wp:inline>
+          </wp:anchor>
         </w:drawing>
       </w:r>
+      <w:r>
+        <w:rPr>
+          <w:rFonts w:ascii="Liberation Sans" w:cs="Liberation Sans" w:hAnsi="Liberation Sans" w:eastAsia="Liberation Sans"/>
+          <w:outline w:val="0"/>
+          <w:color w:val="000000"/>
+          <w:u w:color="000000"/>
+          <w:rtl w:val="0"/>
+          <w:lang w:val="ru-RU"/>
+          <w14:textFill>
+            <w14:solidFill>
+              <w14:srgbClr w14:val="000000"/>
+            </w14:solidFill>
+          </w14:textFill>
+        </w:rPr>
+        <w:t>.</w:t>
+      </w:r>
+    </w:p>
+    <w:p>
+      <w:pPr>
+        <w:pStyle w:val="Normal.0"/>
+        <w:keepNext w:val="1"/>
+        <w:spacing w:after="60"/>
+        <w:jc w:val="center"/>
+      </w:pPr>
     </w:p>
     <w:p>
       <w:pPr>
@@ -2007,7 +2037,7 @@
         </w:rPr>
         <w:drawing xmlns:a="http://schemas.openxmlformats.org/drawingml/2006/main">
           <wp:inline distT="0" distB="0" distL="0" distR="0">
-            <wp:extent cx="5669280" cy="3188971"/>
+            <wp:extent cx="5669280" cy="3188972"/>
             <wp:effectExtent l="0" t="0" r="0" b="0"/>
             <wp:docPr id="1073741828" name="officeArt object" descr="VS Code Remote SSH&#10;&#10;VS Code Remote SSH"/>
             <wp:cNvGraphicFramePr/>
@@ -2031,7 +2061,7 @@
                   <pic:spPr>
                     <a:xfrm>
                       <a:off x="0" y="0"/>
-                      <a:ext cx="5669280" cy="3188971"/>
+                      <a:ext cx="5669280" cy="3188972"/>
                     </a:xfrm>
                     <a:prstGeom prst="rect">
                       <a:avLst/>
@@ -2048,7 +2078,6 @@
           </wp:inline>
         </w:drawing>
       </w:r>
-      <w:r/>
     </w:p>
     <w:sectPr>
       <w:headerReference w:type="default" r:id="rId8"/>
@@ -2322,6 +2351,9 @@
       <w:shd w:val="nil" w:color="auto" w:fill="auto"/>
       <w:vertAlign w:val="baseline"/>
       <w:lang w:val="ru-RU"/>
+      <w14:textOutline>
+        <w14:noFill/>
+      </w14:textOutline>
       <w14:textFill>
         <w14:solidFill>
           <w14:srgbClr w14:val="000000"/>
@@ -2525,17 +2557,17 @@
         <a:solidFill>
           <a:srgbClr val="FFFFFF"/>
         </a:solidFill>
-        <a:ln w="12700" cap="flat">
+        <a:ln w="25400" cap="flat">
           <a:solidFill>
             <a:schemeClr val="accent1"/>
           </a:solidFill>
           <a:prstDash val="solid"/>
-          <a:miter lim="800000"/>
+          <a:round/>
         </a:ln>
         <a:effectLst/>
         <a:sp3d/>
       </a:spPr>
-      <a:bodyPr rot="0" spcFirstLastPara="1" vertOverflow="overflow" horzOverflow="overflow" vert="horz" wrap="square" lIns="45719" tIns="45719" rIns="45719" bIns="45719" numCol="1" spcCol="38100" rtlCol="0" anchor="ctr" upright="0">
+      <a:bodyPr rot="0" spcFirstLastPara="1" vertOverflow="overflow" horzOverflow="overflow" vert="horz" wrap="square" lIns="45718" tIns="45718" rIns="45718" bIns="45718" numCol="1" spcCol="38100" rtlCol="0" anchor="ctr" upright="0">
         <a:spAutoFit/>
       </a:bodyPr>
       <a:lstStyle>
@@ -2563,10 +2595,10 @@
             </a:solidFill>
             <a:effectLst/>
             <a:uFillTx/>
-            <a:latin typeface="Calibri"/>
-            <a:ea typeface="Calibri"/>
-            <a:cs typeface="Calibri"/>
-            <a:sym typeface="Calibri"/>
+            <a:latin typeface="+mn-lt"/>
+            <a:ea typeface="+mn-ea"/>
+            <a:cs typeface="+mn-cs"/>
+            <a:sym typeface="Helvetica Neue"/>
           </a:defRPr>
         </a:defPPr>
         <a:lvl1pPr marL="0" marR="0" indent="0" algn="l" defTabSz="914400" rtl="0" fontAlgn="auto" latinLnBrk="1" hangingPunct="0">
@@ -2814,12 +2846,12 @@
     <a:lnDef>
       <a:spPr>
         <a:noFill/>
-        <a:ln w="12700" cap="flat">
+        <a:ln w="25400" cap="flat">
           <a:solidFill>
             <a:schemeClr val="accent1"/>
           </a:solidFill>
           <a:prstDash val="solid"/>
-          <a:miter lim="800000"/>
+          <a:round/>
         </a:ln>
         <a:effectLst/>
         <a:sp3d/>
@@ -3106,7 +3138,7 @@
         <a:effectLst/>
         <a:sp3d/>
       </a:spPr>
-      <a:bodyPr rot="0" spcFirstLastPara="1" vertOverflow="overflow" horzOverflow="overflow" vert="horz" wrap="square" lIns="45719" tIns="45719" rIns="45719" bIns="45719" numCol="1" spcCol="38100" rtlCol="0" anchor="t" upright="0">
+      <a:bodyPr rot="0" spcFirstLastPara="1" vertOverflow="overflow" horzOverflow="overflow" vert="horz" wrap="square" lIns="45718" tIns="45718" rIns="45718" bIns="45718" numCol="1" spcCol="38100" rtlCol="0" anchor="t" upright="0">
         <a:spAutoFit/>
       </a:bodyPr>
       <a:lstStyle>
@@ -3134,10 +3166,10 @@
             </a:solidFill>
             <a:effectLst/>
             <a:uFillTx/>
-            <a:latin typeface="Calibri"/>
-            <a:ea typeface="Calibri"/>
-            <a:cs typeface="Calibri"/>
-            <a:sym typeface="Calibri"/>
+            <a:latin typeface="+mn-lt"/>
+            <a:ea typeface="+mn-ea"/>
+            <a:cs typeface="+mn-cs"/>
+            <a:sym typeface="Helvetica Neue"/>
           </a:defRPr>
         </a:defPPr>
         <a:lvl1pPr marL="0" marR="0" indent="0" algn="l" defTabSz="914400" rtl="0" fontAlgn="auto" latinLnBrk="1" hangingPunct="0">
